--- a/EDC Form.docx
+++ b/EDC Form.docx
@@ -363,14 +363,14 @@
         <w:tblLook w:val="04a0" w:firstRow="1" w:noVBand="1" w:lastRow="0" w:firstColumn="1" w:lastColumn="0" w:noHBand="0"/>
       </w:tblPr>
       <w:tblGrid>
-        <w:gridCol w:w="2833"/>
-        <w:gridCol w:w="7142"/>
+        <w:gridCol w:w="2832"/>
+        <w:gridCol w:w="7143"/>
       </w:tblGrid>
       <w:tr>
         <w:trPr/>
         <w:tc>
           <w:tcPr>
-            <w:tcW w:w="2833" w:type="dxa"/>
+            <w:tcW w:w="2832" w:type="dxa"/>
             <w:tcBorders>
               <w:top w:val="single" w:sz="4" w:space="0" w:color="000000"/>
               <w:start w:val="single" w:sz="4" w:space="0" w:color="000000"/>
@@ -398,7 +398,7 @@
         </w:tc>
         <w:tc>
           <w:tcPr>
-            <w:tcW w:w="7142" w:type="dxa"/>
+            <w:tcW w:w="7143" w:type="dxa"/>
             <w:tcBorders>
               <w:top w:val="single" w:sz="4" w:space="0" w:color="000000"/>
               <w:start w:val="single" w:sz="4" w:space="0" w:color="000000"/>
@@ -440,7 +440,7 @@
         </w:trPr>
         <w:tc>
           <w:tcPr>
-            <w:tcW w:w="2833" w:type="dxa"/>
+            <w:tcW w:w="2832" w:type="dxa"/>
             <w:tcBorders>
               <w:start w:val="single" w:sz="4" w:space="0" w:color="000000"/>
               <w:bottom w:val="single" w:sz="4" w:space="0" w:color="000000"/>
@@ -475,7 +475,7 @@
         </w:tc>
         <w:tc>
           <w:tcPr>
-            <w:tcW w:w="7142" w:type="dxa"/>
+            <w:tcW w:w="7143" w:type="dxa"/>
             <w:vMerge w:val="restart"/>
             <w:tcBorders>
               <w:start w:val="single" w:sz="4" w:space="0" w:color="000000"/>
@@ -509,7 +509,7 @@
         </w:trPr>
         <w:tc>
           <w:tcPr>
-            <w:tcW w:w="2833" w:type="dxa"/>
+            <w:tcW w:w="2832" w:type="dxa"/>
             <w:tcBorders>
               <w:start w:val="single" w:sz="4" w:space="0" w:color="000000"/>
               <w:bottom w:val="single" w:sz="4" w:space="0" w:color="000000"/>
@@ -568,7 +568,7 @@
         </w:tc>
         <w:tc>
           <w:tcPr>
-            <w:tcW w:w="7142" w:type="dxa"/>
+            <w:tcW w:w="7143" w:type="dxa"/>
             <w:vMerge w:val="continue"/>
             <w:tcBorders>
               <w:start w:val="single" w:sz="4" w:space="0" w:color="000000"/>
@@ -600,7 +600,7 @@
         <w:trPr/>
         <w:tc>
           <w:tcPr>
-            <w:tcW w:w="2833" w:type="dxa"/>
+            <w:tcW w:w="2832" w:type="dxa"/>
             <w:tcBorders>
               <w:start w:val="single" w:sz="4" w:space="0" w:color="000000"/>
               <w:bottom w:val="single" w:sz="4" w:space="0" w:color="000000"/>
@@ -659,7 +659,7 @@
         </w:tc>
         <w:tc>
           <w:tcPr>
-            <w:tcW w:w="7142" w:type="dxa"/>
+            <w:tcW w:w="7143" w:type="dxa"/>
             <w:tcBorders>
               <w:start w:val="single" w:sz="4" w:space="0" w:color="000000"/>
               <w:bottom w:val="single" w:sz="4" w:space="0" w:color="000000"/>
@@ -690,7 +690,7 @@
         <w:trPr/>
         <w:tc>
           <w:tcPr>
-            <w:tcW w:w="2833" w:type="dxa"/>
+            <w:tcW w:w="2832" w:type="dxa"/>
             <w:tcBorders>
               <w:start w:val="single" w:sz="4" w:space="0" w:color="000000"/>
               <w:bottom w:val="single" w:sz="4" w:space="0" w:color="000000"/>
@@ -757,7 +757,7 @@
         </w:tc>
         <w:tc>
           <w:tcPr>
-            <w:tcW w:w="7142" w:type="dxa"/>
+            <w:tcW w:w="7143" w:type="dxa"/>
             <w:tcBorders>
               <w:start w:val="single" w:sz="4" w:space="0" w:color="000000"/>
               <w:bottom w:val="single" w:sz="4" w:space="0" w:color="000000"/>
@@ -796,7 +796,7 @@
         <w:trPr/>
         <w:tc>
           <w:tcPr>
-            <w:tcW w:w="2833" w:type="dxa"/>
+            <w:tcW w:w="2832" w:type="dxa"/>
             <w:tcBorders>
               <w:start w:val="single" w:sz="4" w:space="0" w:color="000000"/>
               <w:bottom w:val="single" w:sz="4" w:space="0" w:color="000000"/>
@@ -839,7 +839,7 @@
         </w:tc>
         <w:tc>
           <w:tcPr>
-            <w:tcW w:w="7142" w:type="dxa"/>
+            <w:tcW w:w="7143" w:type="dxa"/>
             <w:tcBorders>
               <w:start w:val="single" w:sz="4" w:space="0" w:color="000000"/>
               <w:bottom w:val="single" w:sz="4" w:space="0" w:color="000000"/>
@@ -870,7 +870,7 @@
         <w:trPr/>
         <w:tc>
           <w:tcPr>
-            <w:tcW w:w="2833" w:type="dxa"/>
+            <w:tcW w:w="2832" w:type="dxa"/>
             <w:tcBorders>
               <w:start w:val="single" w:sz="4" w:space="0" w:color="000000"/>
               <w:bottom w:val="single" w:sz="4" w:space="0" w:color="000000"/>
@@ -897,7 +897,7 @@
         </w:tc>
         <w:tc>
           <w:tcPr>
-            <w:tcW w:w="7142" w:type="dxa"/>
+            <w:tcW w:w="7143" w:type="dxa"/>
             <w:tcBorders>
               <w:start w:val="single" w:sz="4" w:space="0" w:color="000000"/>
               <w:bottom w:val="single" w:sz="4" w:space="0" w:color="000000"/>
@@ -1024,14 +1024,14 @@
         <w:tblLook w:val="04a0" w:firstRow="1" w:noVBand="1" w:lastRow="0" w:firstColumn="1" w:lastColumn="0" w:noHBand="0"/>
       </w:tblPr>
       <w:tblGrid>
-        <w:gridCol w:w="4820"/>
-        <w:gridCol w:w="5155"/>
+        <w:gridCol w:w="4819"/>
+        <w:gridCol w:w="5156"/>
       </w:tblGrid>
       <w:tr>
         <w:trPr/>
         <w:tc>
           <w:tcPr>
-            <w:tcW w:w="4820" w:type="dxa"/>
+            <w:tcW w:w="4819" w:type="dxa"/>
             <w:tcBorders>
               <w:top w:val="single" w:sz="4" w:space="0" w:color="000000"/>
               <w:start w:val="single" w:sz="4" w:space="0" w:color="000000"/>
@@ -1067,7 +1067,7 @@
         </w:tc>
         <w:tc>
           <w:tcPr>
-            <w:tcW w:w="5155" w:type="dxa"/>
+            <w:tcW w:w="5156" w:type="dxa"/>
             <w:tcBorders>
               <w:top w:val="single" w:sz="4" w:space="0" w:color="000000"/>
               <w:start w:val="single" w:sz="4" w:space="0" w:color="000000"/>
@@ -1107,7 +1107,7 @@
         <w:trPr/>
         <w:tc>
           <w:tcPr>
-            <w:tcW w:w="4820" w:type="dxa"/>
+            <w:tcW w:w="4819" w:type="dxa"/>
             <w:tcBorders>
               <w:start w:val="single" w:sz="4" w:space="0" w:color="000000"/>
               <w:bottom w:val="single" w:sz="4" w:space="0" w:color="000000"/>
@@ -1142,7 +1142,7 @@
         </w:tc>
         <w:tc>
           <w:tcPr>
-            <w:tcW w:w="5155" w:type="dxa"/>
+            <w:tcW w:w="5156" w:type="dxa"/>
             <w:tcBorders>
               <w:start w:val="single" w:sz="4" w:space="0" w:color="000000"/>
               <w:bottom w:val="single" w:sz="4" w:space="0" w:color="000000"/>
@@ -1189,7 +1189,7 @@
         <w:trPr/>
         <w:tc>
           <w:tcPr>
-            <w:tcW w:w="4820" w:type="dxa"/>
+            <w:tcW w:w="4819" w:type="dxa"/>
             <w:tcBorders>
               <w:start w:val="single" w:sz="4" w:space="0" w:color="000000"/>
               <w:bottom w:val="single" w:sz="4" w:space="0" w:color="000000"/>
@@ -1216,7 +1216,7 @@
         </w:tc>
         <w:tc>
           <w:tcPr>
-            <w:tcW w:w="5155" w:type="dxa"/>
+            <w:tcW w:w="5156" w:type="dxa"/>
             <w:tcBorders>
               <w:start w:val="single" w:sz="4" w:space="0" w:color="000000"/>
               <w:bottom w:val="single" w:sz="4" w:space="0" w:color="000000"/>
@@ -1419,8 +1419,8 @@
         <w:tblLook w:val="04a0" w:firstRow="1" w:noVBand="1" w:lastRow="0" w:firstColumn="1" w:lastColumn="0" w:noHBand="0"/>
       </w:tblPr>
       <w:tblGrid>
-        <w:gridCol w:w="466"/>
-        <w:gridCol w:w="3413"/>
+        <w:gridCol w:w="465"/>
+        <w:gridCol w:w="3414"/>
         <w:gridCol w:w="723"/>
         <w:gridCol w:w="1678"/>
         <w:gridCol w:w="3692"/>
@@ -1429,7 +1429,7 @@
         <w:trPr/>
         <w:tc>
           <w:tcPr>
-            <w:tcW w:w="466" w:type="dxa"/>
+            <w:tcW w:w="465" w:type="dxa"/>
             <w:tcBorders>
               <w:top w:val="single" w:sz="4" w:space="0" w:color="000000"/>
               <w:start w:val="single" w:sz="4" w:space="0" w:color="000000"/>
@@ -1458,7 +1458,7 @@
         </w:tc>
         <w:tc>
           <w:tcPr>
-            <w:tcW w:w="3413" w:type="dxa"/>
+            <w:tcW w:w="3414" w:type="dxa"/>
             <w:tcBorders>
               <w:top w:val="single" w:sz="4" w:space="0" w:color="000000"/>
               <w:start w:val="single" w:sz="4" w:space="0" w:color="000000"/>
@@ -1578,7 +1578,7 @@
         <w:trPr/>
         <w:tc>
           <w:tcPr>
-            <w:tcW w:w="466" w:type="dxa"/>
+            <w:tcW w:w="465" w:type="dxa"/>
             <w:tcBorders>
               <w:start w:val="single" w:sz="4" w:space="0" w:color="000000"/>
               <w:bottom w:val="single" w:sz="4" w:space="0" w:color="000000"/>
@@ -1606,7 +1606,7 @@
         </w:tc>
         <w:tc>
           <w:tcPr>
-            <w:tcW w:w="3413" w:type="dxa"/>
+            <w:tcW w:w="3414" w:type="dxa"/>
             <w:tcBorders>
               <w:start w:val="single" w:sz="4" w:space="0" w:color="000000"/>
               <w:bottom w:val="single" w:sz="4" w:space="0" w:color="000000"/>
@@ -1721,7 +1721,7 @@
         <w:trPr/>
         <w:tc>
           <w:tcPr>
-            <w:tcW w:w="466" w:type="dxa"/>
+            <w:tcW w:w="465" w:type="dxa"/>
             <w:tcBorders>
               <w:start w:val="single" w:sz="4" w:space="0" w:color="000000"/>
               <w:bottom w:val="single" w:sz="4" w:space="0" w:color="000000"/>
@@ -1749,7 +1749,7 @@
         </w:tc>
         <w:tc>
           <w:tcPr>
-            <w:tcW w:w="3413" w:type="dxa"/>
+            <w:tcW w:w="3414" w:type="dxa"/>
             <w:tcBorders>
               <w:start w:val="single" w:sz="4" w:space="0" w:color="000000"/>
               <w:bottom w:val="single" w:sz="4" w:space="0" w:color="000000"/>
@@ -1865,7 +1865,7 @@
         <w:trPr/>
         <w:tc>
           <w:tcPr>
-            <w:tcW w:w="466" w:type="dxa"/>
+            <w:tcW w:w="465" w:type="dxa"/>
             <w:tcBorders>
               <w:start w:val="single" w:sz="4" w:space="0" w:color="000000"/>
               <w:bottom w:val="single" w:sz="4" w:space="0" w:color="000000"/>
@@ -1893,7 +1893,7 @@
         </w:tc>
         <w:tc>
           <w:tcPr>
-            <w:tcW w:w="3413" w:type="dxa"/>
+            <w:tcW w:w="3414" w:type="dxa"/>
             <w:tcBorders>
               <w:start w:val="single" w:sz="4" w:space="0" w:color="000000"/>
               <w:bottom w:val="single" w:sz="4" w:space="0" w:color="000000"/>
@@ -2008,7 +2008,7 @@
         <w:trPr/>
         <w:tc>
           <w:tcPr>
-            <w:tcW w:w="466" w:type="dxa"/>
+            <w:tcW w:w="465" w:type="dxa"/>
             <w:tcBorders>
               <w:start w:val="single" w:sz="4" w:space="0" w:color="000000"/>
               <w:bottom w:val="single" w:sz="4" w:space="0" w:color="000000"/>
@@ -2036,7 +2036,7 @@
         </w:tc>
         <w:tc>
           <w:tcPr>
-            <w:tcW w:w="3413" w:type="dxa"/>
+            <w:tcW w:w="3414" w:type="dxa"/>
             <w:tcBorders>
               <w:start w:val="single" w:sz="4" w:space="0" w:color="000000"/>
               <w:bottom w:val="single" w:sz="4" w:space="0" w:color="000000"/>
@@ -2151,7 +2151,7 @@
         <w:trPr/>
         <w:tc>
           <w:tcPr>
-            <w:tcW w:w="466" w:type="dxa"/>
+            <w:tcW w:w="465" w:type="dxa"/>
             <w:tcBorders>
               <w:start w:val="single" w:sz="4" w:space="0" w:color="000000"/>
               <w:bottom w:val="single" w:sz="4" w:space="0" w:color="000000"/>
@@ -2179,7 +2179,7 @@
         </w:tc>
         <w:tc>
           <w:tcPr>
-            <w:tcW w:w="3413" w:type="dxa"/>
+            <w:tcW w:w="3414" w:type="dxa"/>
             <w:tcBorders>
               <w:start w:val="single" w:sz="4" w:space="0" w:color="000000"/>
               <w:bottom w:val="single" w:sz="4" w:space="0" w:color="000000"/>
@@ -2294,7 +2294,7 @@
         <w:trPr/>
         <w:tc>
           <w:tcPr>
-            <w:tcW w:w="466" w:type="dxa"/>
+            <w:tcW w:w="465" w:type="dxa"/>
             <w:tcBorders>
               <w:start w:val="single" w:sz="4" w:space="0" w:color="000000"/>
               <w:bottom w:val="single" w:sz="4" w:space="0" w:color="000000"/>
@@ -2322,7 +2322,7 @@
         </w:tc>
         <w:tc>
           <w:tcPr>
-            <w:tcW w:w="3413" w:type="dxa"/>
+            <w:tcW w:w="3414" w:type="dxa"/>
             <w:tcBorders>
               <w:start w:val="single" w:sz="4" w:space="0" w:color="000000"/>
               <w:bottom w:val="single" w:sz="4" w:space="0" w:color="000000"/>
@@ -3294,8 +3294,8 @@
         <w:tblLook w:val="04a0" w:firstRow="1" w:noVBand="1" w:lastRow="0" w:firstColumn="1" w:lastColumn="0" w:noHBand="0"/>
       </w:tblPr>
       <w:tblGrid>
-        <w:gridCol w:w="3965"/>
-        <w:gridCol w:w="6007"/>
+        <w:gridCol w:w="3964"/>
+        <w:gridCol w:w="6008"/>
       </w:tblGrid>
       <w:tr>
         <w:trPr>
@@ -3303,7 +3303,7 @@
         </w:trPr>
         <w:tc>
           <w:tcPr>
-            <w:tcW w:w="3965" w:type="dxa"/>
+            <w:tcW w:w="3964" w:type="dxa"/>
             <w:tcBorders>
               <w:top w:val="single" w:sz="4" w:space="0" w:color="000000"/>
               <w:start w:val="single" w:sz="4" w:space="0" w:color="000000"/>
@@ -3364,7 +3364,7 @@
         </w:tc>
         <w:tc>
           <w:tcPr>
-            <w:tcW w:w="6007" w:type="dxa"/>
+            <w:tcW w:w="6008" w:type="dxa"/>
             <w:tcBorders>
               <w:top w:val="single" w:sz="4" w:space="0" w:color="000000"/>
               <w:start w:val="single" w:sz="4" w:space="0" w:color="000000"/>
@@ -3902,6 +3902,7 @@
           <w:rFonts w:ascii="Nikosh" w:hAnsi="Nikosh" w:cs="Nikosh"/>
           <w:sz w:val="22"/>
           <w:szCs w:val="22"/>
+          <w:u w:val="single"/>
         </w:rPr>
         <w:t>পরামর্শক</w:t>
       </w:r>
@@ -3927,6 +3928,7 @@
           <w:rFonts w:ascii="Nikosh" w:hAnsi="Nikosh" w:cs="Nikosh"/>
           <w:sz w:val="22"/>
           <w:szCs w:val="22"/>
+          <w:u w:val="single"/>
         </w:rPr>
         <w:t>পরামর্শক</w:t>
       </w:r>
@@ -3935,6 +3937,7 @@
           <w:rFonts w:cs="Nikosh" w:ascii="Nikosh" w:hAnsi="Nikosh"/>
           <w:sz w:val="22"/>
           <w:szCs w:val="22"/>
+          <w:u w:val="single"/>
         </w:rPr>
         <w:t>/</w:t>
       </w:r>
@@ -3943,6 +3946,7 @@
           <w:rFonts w:ascii="Nikosh" w:hAnsi="Nikosh" w:cs="Nikosh"/>
           <w:sz w:val="22"/>
           <w:szCs w:val="22"/>
+          <w:u w:val="single"/>
         </w:rPr>
         <w:t>কর্মকর্তা</w:t>
       </w:r>
@@ -4190,6 +4194,7 @@
           <w:rFonts w:ascii="Nikosh" w:hAnsi="Nikosh" w:cs="Nikosh"/>
           <w:sz w:val="22"/>
           <w:szCs w:val="22"/>
+          <w:u w:val="single"/>
         </w:rPr>
         <w:t>উপ</w:t>
       </w:r>
@@ -4198,6 +4203,7 @@
           <w:rFonts w:cs="Nikosh" w:ascii="Nikosh" w:hAnsi="Nikosh"/>
           <w:sz w:val="22"/>
           <w:szCs w:val="22"/>
+          <w:u w:val="single"/>
         </w:rPr>
         <w:t>-</w:t>
       </w:r>
@@ -4206,6 +4212,7 @@
           <w:rFonts w:ascii="Nikosh" w:hAnsi="Nikosh" w:cs="Nikosh"/>
           <w:sz w:val="22"/>
           <w:szCs w:val="22"/>
+          <w:u w:val="single"/>
         </w:rPr>
         <w:t>প্রকল্প পরিচালক</w:t>
       </w:r>
@@ -4230,6 +4237,7 @@
           <w:rFonts w:ascii="Nikosh" w:hAnsi="Nikosh" w:cs="Nikosh"/>
           <w:sz w:val="22"/>
           <w:szCs w:val="22"/>
+          <w:u w:val="single"/>
         </w:rPr>
         <w:t>প্রকল্প পরিচালক</w:t>
       </w:r>
@@ -4763,15 +4771,15 @@
       <w:bCs/>
     </w:rPr>
   </w:style>
-  <w:style w:type="paragraph" w:styleId="FrameContentsuser" w:customStyle="1">
-    <w:name w:val="Frame Contents (user)"/>
+  <w:style w:type="paragraph" w:styleId="FrameContents" w:customStyle="1">
+    <w:name w:val="Frame Contents"/>
     <w:basedOn w:val="Normal"/>
     <w:qFormat/>
     <w:pPr/>
     <w:rPr/>
   </w:style>
-  <w:style w:type="paragraph" w:styleId="FrameContents">
-    <w:name w:val="Frame Contents"/>
+  <w:style w:type="paragraph" w:styleId="FrameContentsuser">
+    <w:name w:val="Frame Contents (user)"/>
     <w:basedOn w:val="Normal"/>
     <w:qFormat/>
     <w:pPr/>
